--- a/docs/实验指导/虚线戏法实验方案_2026-10-25增补.docx
+++ b/docs/实验指导/虚线戏法实验方案_2026-10-25增补.docx
@@ -100,7 +100,7 @@
           <w:b/>
           <w:sz w:val="26"/>
         </w:rPr>
-        <w:t>2. S4–S7 仿真结果摘要</w:t>
+        <w:t>2. S4–S7/S5b 仿真结果摘要（2026-10-25 A2 预载修正后）</w:t>
       </w:r>
     </w:p>
     <w:tbl>
@@ -206,7 +206,7 @@
                 <w:rFonts w:ascii="Microsoft YaHei" w:hAnsi="Microsoft YaHei" w:eastAsia="微软雅黑"/>
                 <w:sz w:val="19"/>
               </w:rPr>
-              <w:t>基线 A：N=3.64–4.00 N 平台，I_c/I_plateau=1.004，有限强度截断；守恒 ∫I dξ=I_2nd。</w:t>
+              <w:t>基线 A：N=3.969–4.000 N 平台（0.25% 涨落），I_c/I_plateau=1.002，有限强度截断；守恒 ∫I dξ=I_2nd。</w:t>
             </w:r>
           </w:p>
         </w:tc>
@@ -253,7 +253,54 @@
                 <w:rFonts w:ascii="Microsoft YaHei" w:hAnsi="Microsoft YaHei" w:eastAsia="微软雅黑"/>
                 <w:sz w:val="19"/>
               </w:rPr>
-              <w:t>σ0、rtol、阻尼稳健；k_n=2e3–2e6 未收敛（N 涨落 0.3%→47.8%），需 LCP/事件驱动接触。</w:t>
+              <w:t>σ0、rtol、阻尼稳健；同一 k_n 双分辨率一致；罚接触无唯一 k_n→∞ 极限。</w:t>
+            </w:r>
+          </w:p>
+        </w:tc>
+      </w:tr>
+      <w:tr>
+        <w:tc>
+          <w:tcPr>
+            <w:tcW w:type="dxa" w:w="2880"/>
+          </w:tcPr>
+          <w:p>
+            <w:r/>
+            <w:r>
+              <w:rPr>
+                <w:rFonts w:ascii="Microsoft YaHei" w:hAnsi="Microsoft YaHei" w:eastAsia="微软雅黑"/>
+                <w:sz w:val="19"/>
+              </w:rPr>
+              <w:t>S5b</w:t>
+            </w:r>
+          </w:p>
+        </w:tc>
+        <w:tc>
+          <w:tcPr>
+            <w:tcW w:type="dxa" w:w="2880"/>
+          </w:tcPr>
+          <w:p>
+            <w:r/>
+            <w:r>
+              <w:rPr>
+                <w:rFonts w:ascii="Microsoft YaHei" w:hAnsi="Microsoft YaHei" w:eastAsia="微软雅黑"/>
+                <w:sz w:val="19"/>
+              </w:rPr>
+              <w:t>接触极限（刚性接触/LCP）</w:t>
+            </w:r>
+          </w:p>
+        </w:tc>
+        <w:tc>
+          <w:tcPr>
+            <w:tcW w:type="dxa" w:w="2880"/>
+          </w:tcPr>
+          <w:p>
+            <w:r/>
+            <w:r>
+              <w:rPr>
+                <w:rFonts w:ascii="Microsoft YaHei" w:hAnsi="Microsoft YaHei" w:eastAsia="微软雅黑"/>
+                <w:sz w:val="19"/>
+              </w:rPr>
+              <w:t>t_stop=1.550 ms、I_c/I_p=1.000、约束残差 3e-13、双容差零差异；罚/刚性定量差 7%–15%。</w:t>
             </w:r>
           </w:p>
         </w:tc>
@@ -300,7 +347,7 @@
                 <w:rFonts w:ascii="Microsoft YaHei" w:hAnsi="Microsoft YaHei" w:eastAsia="微软雅黑"/>
                 <w:sz w:val="19"/>
               </w:rPr>
-              <w:t>k_y≥1e6 N/m、v=0.5–1.0 m/s 多数组“平台+截断”；低板速划痕过短，需 E1/E2 摩擦参数。</w:t>
+              <w:t>罚模型 k_n=2e4 下 (k_x,k_y) 全平面“平台+截断”；旧“k_y 主控”结论作废；低速划痕过短。</w:t>
             </w:r>
           </w:p>
         </w:tc>
@@ -347,7 +394,7 @@
                 <w:rFonts w:ascii="Microsoft YaHei" w:hAnsi="Microsoft YaHei" w:eastAsia="微软雅黑"/>
                 <w:sz w:val="19"/>
               </w:rPr>
-              <w:t>LuGre-springslider 干净截断（I_c/I_p=1.004）；viscous LuGre 下降尾（0.620）；tanh 不用于截断预言。</w:t>
+              <w:t>LuGre-springslider 干净截断（1.002）；viscous LuGre 下降尾（0.646）；tanh（0.932）不用于截断预言。</w:t>
             </w:r>
           </w:p>
         </w:tc>
@@ -697,7 +744,7 @@
           <w:rFonts w:ascii="Microsoft YaHei" w:hAnsi="Microsoft YaHei" w:eastAsia="微软雅黑"/>
           <w:sz w:val="21"/>
         </w:rPr>
-        <w:t>P1：E5/E6/E6A 截断判据落地；S5 的 k_n 刚性极限（LCP）；S6b 角度/摩擦平面。</w:t>
+        <w:t>P1：E5/E6/E6A 截断判据落地；S5b 刚性接触已给出 k_n 极限参考；S6b 角度/摩擦平面。</w:t>
       </w:r>
     </w:p>
     <w:p>
